--- a/public/templates/specification.docx
+++ b/public/templates/specification.docx
@@ -169,6 +169,42 @@
           <w:sz w:val="21"/>
         </w:rPr>
         <w:t>дуба</w:t>
+      </w:r>
+    </w:p>
+    <w:p>
+      <w:pPr>
+        <w:numPr>
+          <w:ilvl w:val="1"/>
+          <w:numId w:val="10"/>
+        </w:numPr>
+        <w:ind w:left="0" w:firstLine="709"/>
+        <w:jc w:val="both"/>
+        <w:rPr>
+          <w:rFonts w:ascii="Times New Roman" w:eastAsia="Times New Roman" w:hAnsi="Times New Roman"/>
+          <w:sz w:val="21"/>
+        </w:rPr>
+      </w:pPr>
+      <w:r>
+        <w:rPr>
+          <w:rFonts w:ascii="Times New Roman" w:eastAsia="Times New Roman" w:hAnsi="Times New Roman"/>
+          <w:sz w:val="21"/>
+        </w:rPr>
+        <w:t>Тариф</w:t>
+      </w:r>
+      <w:r>
+        <w:rPr>
+          <w:rFonts w:ascii="Times New Roman" w:eastAsia="Times New Roman" w:hAnsi="Times New Roman"/>
+          <w:sz w:val="21"/>
+          <w:lang w:val="en-US"/>
+        </w:rPr>
+        <w:t xml:space="preserve">: </w:t>
+      </w:r>
+      <w:r>
+        <w:rPr>
+          <w:rFonts w:ascii="Times New Roman" w:eastAsia="Times New Roman" w:hAnsi="Times New Roman"/>
+          <w:sz w:val="21"/>
+        </w:rPr>
+        <w:t>стандарт</w:t>
       </w:r>
     </w:p>
     <w:p>
